--- a/STARLAB_Unit_3/Teaching Guides/Week_08_Beginning Systematic Data Collection.docx
+++ b/STARLAB_Unit_3/Teaching Guides/Week_08_Beginning Systematic Data Collection.docx
@@ -220,6 +220,12 @@
           <w:rtl w:val="0"/>
         </w:rPr>
         <w:t xml:space="preserve">Teacher Materials</w:t>
+      </w:r>
+    </w:p>
+    <w:p>
+      <w:pPr/>
+      <w:r>
+        <w:t>Deck Use: No New Deck - systematic data collection work sessions</w:t>
       </w:r>
     </w:p>
     <w:p>

--- a/STARLAB_Unit_3/Teaching Guides/Week_08_Beginning Systematic Data Collection.docx
+++ b/STARLAB_Unit_3/Teaching Guides/Week_08_Beginning Systematic Data Collection.docx
@@ -286,10 +286,7 @@
         <w:ind w:left="720" w:hanging="360"/>
       </w:pPr>
       <w:r>
-        <w:rPr>
-          <w:rtl w:val="0"/>
-        </w:rPr>
-        <w:t xml:space="preserve">Appendix I: Teacher Data Check Conference Prompts</w:t>
+        <w:t>Optional / Teacher Reference - Appendix I: Teacher Data Check Conference Prompts</w:t>
       </w:r>
     </w:p>
     <w:p>

--- a/STARLAB_Unit_3/Teaching Guides/Week_08_Beginning Systematic Data Collection.docx
+++ b/STARLAB_Unit_3/Teaching Guides/Week_08_Beginning Systematic Data Collection.docx
@@ -4,37 +4,63 @@
   <w:body>
     <w:p>
       <w:pPr>
-        <w:pStyle w:val="Heading1"/>
-        <w:keepNext w:val="0"/>
-        <w:keepLines w:val="0"/>
-        <w:spacing w:before="480" w:lineRule="auto"/>
-        <w:rPr>
-          <w:b w:val="1"/>
-          <w:bCs w:val="1"/>
-          <w:sz w:val="46"/>
-          <w:szCs w:val="46"/>
-        </w:rPr>
-      </w:pPr>
-      <w:bookmarkStart w:colFirst="0" w:colLast="0" w:name="_r44cj3bufv2u" w:id="48"/>
-      <w:bookmarkEnd w:id="48"/>
+        <w:pStyle w:val="STARLABBrand"/>
+        <w:keepNext/>
+        <w:widowControl/>
+        <w:spacing w:before="0" w:after="40" w:line="240" w:lineRule="auto"/>
+      </w:pPr>
       <w:r>
         <w:rPr>
-          <w:b w:val="1"/>
-          <w:bCs w:val="1"/>
-          <w:sz w:val="46"/>
-          <w:szCs w:val="46"/>
-          <w:rtl w:val="0"/>
+          <w:rFonts w:ascii="Arial" w:hAnsi="Arial"/>
+          <w:b/>
+          <w:color w:val="E31B23"/>
         </w:rPr>
-        <w:t xml:space="preserve">Week 8: Beginning Systematic Data Collection</w:t>
+        <w:t>STARLAB</w:t>
       </w:r>
     </w:p>
     <w:p>
       <w:pPr>
+        <w:pStyle w:val="STARLABWeekTitle"/>
+        <w:keepNext/>
+        <w:widowControl/>
+        <w:spacing w:before="0" w:after="80" w:line="240" w:lineRule="auto"/>
+      </w:pPr>
+      <w:r>
+        <w:rPr>
+          <w:rFonts w:ascii="Arial" w:hAnsi="Arial"/>
+          <w:b/>
+          <w:color w:val="111111"/>
+        </w:rPr>
+        <w:t>Week 8: Beginning Systematic Data Collection</w:t>
+      </w:r>
+    </w:p>
+    <w:p>
+      <w:pPr>
+        <w:pStyle w:val="STARLABGuideSubtitle"/>
+        <w:keepNext/>
+        <w:widowControl/>
+        <w:pBdr>
+          <w:bottom w:val="single" w:sz="14" w:space="5" w:color="E31B23"/>
+        </w:pBdr>
+        <w:spacing w:before="0" w:after="260" w:line="240" w:lineRule="auto"/>
+      </w:pPr>
+      <w:r>
+        <w:rPr>
+          <w:rFonts w:ascii="Arial" w:hAnsi="Arial"/>
+          <w:color w:val="555555"/>
+        </w:rPr>
+        <w:t>STARLAB Unit 3 Teaching Guide</w:t>
+      </w:r>
+    </w:p>
+    <w:p>
+      <w:pPr>
         <w:pStyle w:val="Heading2"/>
-        <w:keepNext w:val="0"/>
+        <w:keepNext/>
         <w:keepLines w:val="0"/>
-        <w:spacing w:after="80" w:lineRule="auto"/>
+        <w:widowControl/>
+        <w:spacing w:after="80" w:lineRule="auto" w:before="220" w:line="240"/>
         <w:rPr>
+          <w:rFonts w:ascii="Arial" w:hAnsi="Arial" w:eastAsia="Arial" w:cs="Arial"/>
           <w:b w:val="1"/>
           <w:bCs w:val="1"/>
           <w:sz w:val="34"/>
@@ -45,8 +71,10 @@
       <w:bookmarkEnd w:id="49"/>
       <w:r>
         <w:rPr>
-          <w:b w:val="1"/>
+          <w:rFonts w:ascii="Arial" w:hAnsi="Arial" w:eastAsia="Arial" w:cs="Arial"/>
+          <w:b/>
           <w:bCs w:val="1"/>
+          <w:color w:val="E31B23"/>
           <w:sz w:val="34"/>
           <w:szCs w:val="34"/>
           <w:rtl w:val="0"/>
@@ -56,11 +84,17 @@
     </w:p>
     <w:p>
       <w:pPr>
-        <w:spacing w:after="240" w:before="240" w:lineRule="auto"/>
-        <w:rPr/>
+        <w:keepNext w:val="0"/>
+        <w:widowControl/>
+        <w:spacing w:after="80" w:before="0" w:lineRule="auto" w:line="252"/>
+        <w:rPr>
+          <w:rFonts w:ascii="Arial" w:hAnsi="Arial" w:eastAsia="Arial" w:cs="Arial"/>
+        </w:rPr>
       </w:pPr>
       <w:r>
         <w:rPr>
+          <w:rFonts w:ascii="Arial" w:hAnsi="Arial" w:eastAsia="Arial" w:cs="Arial"/>
+          <w:color w:val="111111"/>
           <w:rtl w:val="0"/>
         </w:rPr>
         <w:t xml:space="preserve">Week 8 begins formal data collection for students who are ready. Students should now use their revised procedure consistently. The teacher’s role is to monitor documentation, safety, data quality, and student pacing.</w:t>
@@ -68,11 +102,17 @@
     </w:p>
     <w:p>
       <w:pPr>
-        <w:spacing w:after="240" w:before="240" w:lineRule="auto"/>
-        <w:rPr/>
+        <w:keepNext w:val="0"/>
+        <w:widowControl/>
+        <w:spacing w:after="80" w:before="0" w:lineRule="auto" w:line="252"/>
+        <w:rPr>
+          <w:rFonts w:ascii="Arial" w:hAnsi="Arial" w:eastAsia="Arial" w:cs="Arial"/>
+        </w:rPr>
       </w:pPr>
       <w:r>
         <w:rPr>
+          <w:rFonts w:ascii="Arial" w:hAnsi="Arial" w:eastAsia="Arial" w:cs="Arial"/>
+          <w:color w:val="111111"/>
           <w:rtl w:val="0"/>
         </w:rPr>
         <w:t xml:space="preserve">Students not yet ready for formal data collection should continue targeted revision or additional pilot testing.</w:t>
@@ -81,10 +121,12 @@
     <w:p>
       <w:pPr>
         <w:pStyle w:val="Heading2"/>
-        <w:keepNext w:val="0"/>
+        <w:keepNext/>
         <w:keepLines w:val="0"/>
-        <w:spacing w:after="80" w:lineRule="auto"/>
+        <w:widowControl/>
+        <w:spacing w:after="80" w:lineRule="auto" w:before="220" w:line="240"/>
         <w:rPr>
+          <w:rFonts w:ascii="Arial" w:hAnsi="Arial" w:eastAsia="Arial" w:cs="Arial"/>
           <w:b w:val="1"/>
           <w:bCs w:val="1"/>
           <w:sz w:val="34"/>
@@ -95,8 +137,10 @@
       <w:bookmarkEnd w:id="50"/>
       <w:r>
         <w:rPr>
-          <w:b w:val="1"/>
+          <w:rFonts w:ascii="Arial" w:hAnsi="Arial" w:eastAsia="Arial" w:cs="Arial"/>
+          <w:b/>
           <w:bCs w:val="1"/>
+          <w:color w:val="E31B23"/>
           <w:sz w:val="34"/>
           <w:szCs w:val="34"/>
           <w:rtl w:val="0"/>
@@ -106,11 +150,19 @@
     </w:p>
     <w:p>
       <w:pPr>
-        <w:spacing w:after="240" w:before="240" w:lineRule="auto"/>
-        <w:rPr/>
+        <w:pStyle w:val="STARLABLabel"/>
+        <w:keepNext/>
+        <w:widowControl/>
+        <w:spacing w:after="20" w:before="80" w:lineRule="auto" w:line="240"/>
+        <w:rPr>
+          <w:rFonts w:ascii="Arial" w:hAnsi="Arial" w:eastAsia="Arial" w:cs="Arial"/>
+        </w:rPr>
       </w:pPr>
       <w:r>
         <w:rPr>
+          <w:rFonts w:ascii="Arial" w:hAnsi="Arial" w:eastAsia="Arial" w:cs="Arial"/>
+          <w:b/>
+          <w:color w:val="111111"/>
           <w:rtl w:val="0"/>
         </w:rPr>
         <w:t xml:space="preserve">Students will be able to:</w:t>
@@ -118,15 +170,20 @@
     </w:p>
     <w:p>
       <w:pPr>
+        <w:keepNext w:val="0"/>
+        <w:widowControl/>
         <w:numPr>
           <w:ilvl w:val="0"/>
-          <w:numId w:val="114"/>
+          <w:numId w:val="123"/>
         </w:numPr>
-        <w:spacing w:after="0" w:afterAutospacing="0" w:before="240" w:lineRule="auto"/>
-        <w:ind w:left="720" w:hanging="360"/>
+        <w:pStyle w:val="ListBullet"/>
+        <w:spacing w:after="40" w:afterAutospacing="0" w:before="0" w:lineRule="auto" w:line="252"/>
+        <w:ind/>
       </w:pPr>
       <w:r>
         <w:rPr>
+          <w:rFonts w:ascii="Arial" w:hAnsi="Arial" w:eastAsia="Arial" w:cs="Arial"/>
+          <w:color w:val="111111"/>
           <w:rtl w:val="0"/>
         </w:rPr>
         <w:t xml:space="preserve">Begin systematic data collection using an approved procedure.</w:t>
@@ -134,15 +191,20 @@
     </w:p>
     <w:p>
       <w:pPr>
+        <w:keepNext w:val="0"/>
+        <w:widowControl/>
         <w:numPr>
           <w:ilvl w:val="0"/>
-          <w:numId w:val="114"/>
+          <w:numId w:val="123"/>
         </w:numPr>
-        <w:spacing w:after="0" w:afterAutospacing="0" w:before="0" w:beforeAutospacing="0" w:lineRule="auto"/>
-        <w:ind w:left="720" w:hanging="360"/>
+        <w:pStyle w:val="ListBullet"/>
+        <w:spacing w:after="40" w:afterAutospacing="0" w:before="0" w:beforeAutospacing="0" w:lineRule="auto" w:line="252"/>
+        <w:ind/>
       </w:pPr>
       <w:r>
         <w:rPr>
+          <w:rFonts w:ascii="Arial" w:hAnsi="Arial" w:eastAsia="Arial" w:cs="Arial"/>
+          <w:color w:val="111111"/>
           <w:rtl w:val="0"/>
         </w:rPr>
         <w:t xml:space="preserve">Record raw data clearly and consistently.</w:t>
@@ -150,15 +212,20 @@
     </w:p>
     <w:p>
       <w:pPr>
+        <w:keepNext w:val="0"/>
+        <w:widowControl/>
         <w:numPr>
           <w:ilvl w:val="0"/>
-          <w:numId w:val="114"/>
+          <w:numId w:val="123"/>
         </w:numPr>
-        <w:spacing w:after="0" w:afterAutospacing="0" w:before="0" w:beforeAutospacing="0" w:lineRule="auto"/>
-        <w:ind w:left="720" w:hanging="360"/>
+        <w:pStyle w:val="ListBullet"/>
+        <w:spacing w:after="40" w:afterAutospacing="0" w:before="0" w:beforeAutospacing="0" w:lineRule="auto" w:line="252"/>
+        <w:ind/>
       </w:pPr>
       <w:r>
         <w:rPr>
+          <w:rFonts w:ascii="Arial" w:hAnsi="Arial" w:eastAsia="Arial" w:cs="Arial"/>
+          <w:color w:val="111111"/>
           <w:rtl w:val="0"/>
         </w:rPr>
         <w:t xml:space="preserve">Maintain journal entries that distinguish data from interpretation.</w:t>
@@ -166,15 +233,20 @@
     </w:p>
     <w:p>
       <w:pPr>
+        <w:keepNext w:val="0"/>
+        <w:widowControl/>
         <w:numPr>
           <w:ilvl w:val="0"/>
-          <w:numId w:val="114"/>
+          <w:numId w:val="123"/>
         </w:numPr>
-        <w:spacing w:after="0" w:afterAutospacing="0" w:before="0" w:beforeAutospacing="0" w:lineRule="auto"/>
-        <w:ind w:left="720" w:hanging="360"/>
+        <w:pStyle w:val="ListBullet"/>
+        <w:spacing w:after="40" w:afterAutospacing="0" w:before="0" w:beforeAutospacing="0" w:lineRule="auto" w:line="252"/>
+        <w:ind/>
       </w:pPr>
       <w:r>
         <w:rPr>
+          <w:rFonts w:ascii="Arial" w:hAnsi="Arial" w:eastAsia="Arial" w:cs="Arial"/>
+          <w:color w:val="111111"/>
           <w:rtl w:val="0"/>
         </w:rPr>
         <w:t xml:space="preserve">Identify early signs of data quality problems.</w:t>
@@ -182,15 +254,20 @@
     </w:p>
     <w:p>
       <w:pPr>
+        <w:keepNext w:val="0"/>
+        <w:widowControl/>
         <w:numPr>
           <w:ilvl w:val="0"/>
-          <w:numId w:val="114"/>
+          <w:numId w:val="123"/>
         </w:numPr>
-        <w:spacing w:after="240" w:before="0" w:beforeAutospacing="0" w:lineRule="auto"/>
-        <w:ind w:left="720" w:hanging="360"/>
+        <w:pStyle w:val="ListBullet"/>
+        <w:spacing w:after="40" w:before="0" w:beforeAutospacing="0" w:lineRule="auto" w:line="252"/>
+        <w:ind/>
       </w:pPr>
       <w:r>
         <w:rPr>
+          <w:rFonts w:ascii="Arial" w:hAnsi="Arial" w:eastAsia="Arial" w:cs="Arial"/>
+          <w:color w:val="111111"/>
           <w:rtl w:val="0"/>
         </w:rPr>
         <w:t xml:space="preserve">Complete a first formal data checkpoint.</w:t>
@@ -199,10 +276,12 @@
     <w:p>
       <w:pPr>
         <w:pStyle w:val="Heading2"/>
-        <w:keepNext w:val="0"/>
+        <w:keepNext/>
         <w:keepLines w:val="0"/>
-        <w:spacing w:after="80" w:lineRule="auto"/>
+        <w:widowControl/>
+        <w:spacing w:after="80" w:lineRule="auto" w:before="220" w:line="240"/>
         <w:rPr>
+          <w:rFonts w:ascii="Arial" w:hAnsi="Arial" w:eastAsia="Arial" w:cs="Arial"/>
           <w:b w:val="1"/>
           <w:bCs w:val="1"/>
           <w:sz w:val="34"/>
@@ -213,8 +292,10 @@
       <w:bookmarkEnd w:id="51"/>
       <w:r>
         <w:rPr>
-          <w:b w:val="1"/>
+          <w:rFonts w:ascii="Arial" w:hAnsi="Arial" w:eastAsia="Arial" w:cs="Arial"/>
+          <w:b/>
           <w:bCs w:val="1"/>
+          <w:color w:val="E31B23"/>
           <w:sz w:val="34"/>
           <w:szCs w:val="34"/>
           <w:rtl w:val="0"/>
@@ -223,22 +304,40 @@
       </w:r>
     </w:p>
     <w:p>
-      <w:pPr/>
+      <w:pPr>
+        <w:pStyle w:val="STARLABDeckUse"/>
+        <w:shd w:val="clear" w:color="auto" w:fill="F2F2F2"/>
+        <w:keepNext w:val="0"/>
+        <w:widowControl/>
+        <w:pBdr>
+          <w:left w:val="single" w:sz="18" w:space="6" w:color="E31B23"/>
+        </w:pBdr>
+        <w:spacing w:before="40" w:after="140" w:line="252" w:lineRule="auto"/>
+      </w:pPr>
       <w:r>
+        <w:rPr>
+          <w:rFonts w:ascii="Arial" w:hAnsi="Arial"/>
+          <w:color w:val="111111"/>
+        </w:rPr>
         <w:t>Deck Use: No New Deck - systematic data collection work sessions</w:t>
       </w:r>
     </w:p>
     <w:p>
       <w:pPr>
+        <w:keepNext w:val="0"/>
+        <w:widowControl/>
         <w:numPr>
           <w:ilvl w:val="0"/>
-          <w:numId w:val="100"/>
+          <w:numId w:val="123"/>
         </w:numPr>
-        <w:spacing w:after="0" w:afterAutospacing="0" w:before="240" w:lineRule="auto"/>
-        <w:ind w:left="720" w:hanging="360"/>
+        <w:pStyle w:val="ListBullet"/>
+        <w:spacing w:after="40" w:afterAutospacing="0" w:before="0" w:lineRule="auto" w:line="252"/>
+        <w:ind/>
       </w:pPr>
       <w:r>
         <w:rPr>
+          <w:rFonts w:ascii="Arial" w:hAnsi="Arial" w:eastAsia="Arial" w:cs="Arial"/>
+          <w:color w:val="111111"/>
           <w:rtl w:val="0"/>
         </w:rPr>
         <w:t xml:space="preserve">Student Handout 8: Formal Data Collection Log</w:t>
@@ -246,15 +345,20 @@
     </w:p>
     <w:p>
       <w:pPr>
+        <w:keepNext w:val="0"/>
+        <w:widowControl/>
         <w:numPr>
           <w:ilvl w:val="0"/>
-          <w:numId w:val="100"/>
+          <w:numId w:val="123"/>
         </w:numPr>
-        <w:spacing w:after="0" w:afterAutospacing="0" w:before="0" w:beforeAutospacing="0" w:lineRule="auto"/>
-        <w:ind w:left="720" w:hanging="360"/>
+        <w:pStyle w:val="ListBullet"/>
+        <w:spacing w:after="40" w:afterAutospacing="0" w:before="0" w:beforeAutospacing="0" w:lineRule="auto" w:line="252"/>
+        <w:ind/>
       </w:pPr>
       <w:r>
         <w:rPr>
+          <w:rFonts w:ascii="Arial" w:hAnsi="Arial" w:eastAsia="Arial" w:cs="Arial"/>
+          <w:color w:val="111111"/>
           <w:rtl w:val="0"/>
         </w:rPr>
         <w:t xml:space="preserve">Student Handout 9: Weekly Progress Check-In</w:t>
@@ -262,15 +366,20 @@
     </w:p>
     <w:p>
       <w:pPr>
+        <w:keepNext w:val="0"/>
+        <w:widowControl/>
         <w:numPr>
           <w:ilvl w:val="0"/>
-          <w:numId w:val="100"/>
+          <w:numId w:val="123"/>
         </w:numPr>
-        <w:spacing w:after="0" w:afterAutospacing="0" w:before="0" w:beforeAutospacing="0" w:lineRule="auto"/>
-        <w:ind w:left="720" w:hanging="360"/>
+        <w:pStyle w:val="ListBullet"/>
+        <w:spacing w:after="40" w:afterAutospacing="0" w:before="0" w:beforeAutospacing="0" w:lineRule="auto" w:line="252"/>
+        <w:ind/>
       </w:pPr>
       <w:r>
         <w:rPr>
+          <w:rFonts w:ascii="Arial" w:hAnsi="Arial" w:eastAsia="Arial" w:cs="Arial"/>
+          <w:color w:val="111111"/>
           <w:rtl w:val="0"/>
         </w:rPr>
         <w:t xml:space="preserve">Appendix H: Raw Data Standards</w:t>
@@ -278,24 +387,33 @@
     </w:p>
     <w:p>
       <w:pPr>
+        <w:keepNext w:val="0"/>
+        <w:widowControl/>
         <w:numPr>
           <w:ilvl w:val="0"/>
-          <w:numId w:val="100"/>
+          <w:numId w:val="123"/>
         </w:numPr>
-        <w:spacing w:after="240" w:before="0" w:beforeAutospacing="0" w:lineRule="auto"/>
-        <w:ind w:left="720" w:hanging="360"/>
+        <w:pStyle w:val="ListBullet"/>
+        <w:spacing w:after="40" w:before="0" w:beforeAutospacing="0" w:lineRule="auto" w:line="252"/>
+        <w:ind/>
       </w:pPr>
       <w:r>
+        <w:rPr>
+          <w:rFonts w:ascii="Arial" w:hAnsi="Arial"/>
+          <w:color w:val="111111"/>
+        </w:rPr>
         <w:t>Optional / Teacher Reference - Appendix I: Teacher Data Check Conference Prompts</w:t>
       </w:r>
     </w:p>
     <w:p>
       <w:pPr>
         <w:pStyle w:val="Heading2"/>
-        <w:keepNext w:val="0"/>
+        <w:keepNext/>
         <w:keepLines w:val="0"/>
-        <w:spacing w:after="80" w:lineRule="auto"/>
+        <w:widowControl/>
+        <w:spacing w:after="80" w:lineRule="auto" w:before="220" w:line="240"/>
         <w:rPr>
+          <w:rFonts w:ascii="Arial" w:hAnsi="Arial" w:eastAsia="Arial" w:cs="Arial"/>
           <w:b w:val="1"/>
           <w:bCs w:val="1"/>
           <w:sz w:val="34"/>
@@ -306,8 +424,10 @@
       <w:bookmarkEnd w:id="52"/>
       <w:r>
         <w:rPr>
-          <w:b w:val="1"/>
+          <w:rFonts w:ascii="Arial" w:hAnsi="Arial" w:eastAsia="Arial" w:cs="Arial"/>
+          <w:b/>
           <w:bCs w:val="1"/>
+          <w:color w:val="E31B23"/>
           <w:sz w:val="34"/>
           <w:szCs w:val="34"/>
           <w:rtl w:val="0"/>
@@ -318,13 +438,14 @@
     <w:p>
       <w:pPr>
         <w:pStyle w:val="Heading3"/>
-        <w:keepNext w:val="0"/>
+        <w:keepNext/>
         <w:keepLines w:val="0"/>
-        <w:spacing w:before="280" w:lineRule="auto"/>
+        <w:widowControl/>
+        <w:spacing w:before="140" w:lineRule="auto" w:after="40" w:line="240"/>
         <w:rPr>
+          <w:rFonts w:ascii="Arial" w:hAnsi="Arial" w:eastAsia="Arial" w:cs="Arial"/>
           <w:b w:val="1"/>
           <w:bCs w:val="1"/>
-          <w:color w:val="000000"/>
           <w:sz w:val="26"/>
           <w:szCs w:val="26"/>
         </w:rPr>
@@ -333,9 +454,10 @@
       <w:bookmarkEnd w:id="53"/>
       <w:r>
         <w:rPr>
-          <w:b w:val="1"/>
+          <w:rFonts w:ascii="Arial" w:hAnsi="Arial" w:eastAsia="Arial" w:cs="Arial"/>
+          <w:b/>
           <w:bCs w:val="1"/>
-          <w:color w:val="000000"/>
+          <w:color w:val="111111"/>
           <w:sz w:val="26"/>
           <w:szCs w:val="26"/>
           <w:rtl w:val="0"/>
@@ -345,11 +467,17 @@
     </w:p>
     <w:p>
       <w:pPr>
-        <w:spacing w:after="240" w:before="240" w:lineRule="auto"/>
-        <w:rPr/>
+        <w:keepNext w:val="0"/>
+        <w:widowControl/>
+        <w:spacing w:after="80" w:before="0" w:lineRule="auto" w:line="252"/>
+        <w:rPr>
+          <w:rFonts w:ascii="Arial" w:hAnsi="Arial" w:eastAsia="Arial" w:cs="Arial"/>
+        </w:rPr>
       </w:pPr>
       <w:r>
         <w:rPr>
+          <w:rFonts w:ascii="Arial" w:hAnsi="Arial" w:eastAsia="Arial" w:cs="Arial"/>
+          <w:color w:val="111111"/>
           <w:rtl w:val="0"/>
         </w:rPr>
         <w:t xml:space="preserve">Review expectations:</w:t>
@@ -357,15 +485,19 @@
     </w:p>
     <w:p>
       <w:pPr>
+        <w:keepNext w:val="0"/>
+        <w:widowControl/>
         <w:numPr>
           <w:ilvl w:val="0"/>
           <w:numId w:val="77"/>
         </w:numPr>
-        <w:spacing w:after="0" w:afterAutospacing="0" w:before="240" w:lineRule="auto"/>
+        <w:spacing w:after="80" w:afterAutospacing="0" w:before="0" w:lineRule="auto" w:line="252"/>
         <w:ind w:left="720" w:hanging="360"/>
       </w:pPr>
       <w:r>
         <w:rPr>
+          <w:rFonts w:ascii="Arial" w:hAnsi="Arial" w:eastAsia="Arial" w:cs="Arial"/>
+          <w:color w:val="111111"/>
           <w:rtl w:val="0"/>
         </w:rPr>
         <w:t xml:space="preserve">Follow the revised procedure.</w:t>
@@ -373,15 +505,19 @@
     </w:p>
     <w:p>
       <w:pPr>
+        <w:keepNext w:val="0"/>
+        <w:widowControl/>
         <w:numPr>
           <w:ilvl w:val="0"/>
           <w:numId w:val="77"/>
         </w:numPr>
-        <w:spacing w:after="0" w:afterAutospacing="0" w:before="0" w:beforeAutospacing="0" w:lineRule="auto"/>
+        <w:spacing w:after="80" w:afterAutospacing="0" w:before="0" w:beforeAutospacing="0" w:lineRule="auto" w:line="252"/>
         <w:ind w:left="720" w:hanging="360"/>
       </w:pPr>
       <w:r>
         <w:rPr>
+          <w:rFonts w:ascii="Arial" w:hAnsi="Arial" w:eastAsia="Arial" w:cs="Arial"/>
+          <w:color w:val="111111"/>
           <w:rtl w:val="0"/>
         </w:rPr>
         <w:t xml:space="preserve">Record raw data immediately.</w:t>
@@ -389,15 +525,19 @@
     </w:p>
     <w:p>
       <w:pPr>
+        <w:keepNext w:val="0"/>
+        <w:widowControl/>
         <w:numPr>
           <w:ilvl w:val="0"/>
           <w:numId w:val="77"/>
         </w:numPr>
-        <w:spacing w:after="0" w:afterAutospacing="0" w:before="0" w:beforeAutospacing="0" w:lineRule="auto"/>
+        <w:spacing w:after="80" w:afterAutospacing="0" w:before="0" w:beforeAutospacing="0" w:lineRule="auto" w:line="252"/>
         <w:ind w:left="720" w:hanging="360"/>
       </w:pPr>
       <w:r>
         <w:rPr>
+          <w:rFonts w:ascii="Arial" w:hAnsi="Arial" w:eastAsia="Arial" w:cs="Arial"/>
+          <w:color w:val="111111"/>
           <w:rtl w:val="0"/>
         </w:rPr>
         <w:t xml:space="preserve">Use units every time.</w:t>
@@ -405,15 +545,19 @@
     </w:p>
     <w:p>
       <w:pPr>
+        <w:keepNext w:val="0"/>
+        <w:widowControl/>
         <w:numPr>
           <w:ilvl w:val="0"/>
           <w:numId w:val="77"/>
         </w:numPr>
-        <w:spacing w:after="0" w:afterAutospacing="0" w:before="0" w:beforeAutospacing="0" w:lineRule="auto"/>
+        <w:spacing w:after="80" w:afterAutospacing="0" w:before="0" w:beforeAutospacing="0" w:lineRule="auto" w:line="252"/>
         <w:ind w:left="720" w:hanging="360"/>
       </w:pPr>
       <w:r>
         <w:rPr>
+          <w:rFonts w:ascii="Arial" w:hAnsi="Arial" w:eastAsia="Arial" w:cs="Arial"/>
+          <w:color w:val="111111"/>
           <w:rtl w:val="0"/>
         </w:rPr>
         <w:t xml:space="preserve">Note unusual events.</w:t>
@@ -421,15 +565,19 @@
     </w:p>
     <w:p>
       <w:pPr>
+        <w:keepNext w:val="0"/>
+        <w:widowControl/>
         <w:numPr>
           <w:ilvl w:val="0"/>
           <w:numId w:val="77"/>
         </w:numPr>
-        <w:spacing w:after="0" w:afterAutospacing="0" w:before="0" w:beforeAutospacing="0" w:lineRule="auto"/>
+        <w:spacing w:after="80" w:afterAutospacing="0" w:before="0" w:beforeAutospacing="0" w:lineRule="auto" w:line="252"/>
         <w:ind w:left="720" w:hanging="360"/>
       </w:pPr>
       <w:r>
         <w:rPr>
+          <w:rFonts w:ascii="Arial" w:hAnsi="Arial" w:eastAsia="Arial" w:cs="Arial"/>
+          <w:color w:val="111111"/>
           <w:rtl w:val="0"/>
         </w:rPr>
         <w:t xml:space="preserve">Do not delete failed trials.</w:t>
@@ -437,15 +585,19 @@
     </w:p>
     <w:p>
       <w:pPr>
+        <w:keepNext w:val="0"/>
+        <w:widowControl/>
         <w:numPr>
           <w:ilvl w:val="0"/>
           <w:numId w:val="77"/>
         </w:numPr>
-        <w:spacing w:after="0" w:afterAutospacing="0" w:before="0" w:beforeAutospacing="0" w:lineRule="auto"/>
+        <w:spacing w:after="80" w:afterAutospacing="0" w:before="0" w:beforeAutospacing="0" w:lineRule="auto" w:line="252"/>
         <w:ind w:left="720" w:hanging="360"/>
       </w:pPr>
       <w:r>
         <w:rPr>
+          <w:rFonts w:ascii="Arial" w:hAnsi="Arial" w:eastAsia="Arial" w:cs="Arial"/>
+          <w:color w:val="111111"/>
           <w:rtl w:val="0"/>
         </w:rPr>
         <w:t xml:space="preserve">Keep data organized in the approved system.</w:t>
@@ -453,15 +605,19 @@
     </w:p>
     <w:p>
       <w:pPr>
+        <w:keepNext w:val="0"/>
+        <w:widowControl/>
         <w:numPr>
           <w:ilvl w:val="0"/>
           <w:numId w:val="77"/>
         </w:numPr>
-        <w:spacing w:after="240" w:before="0" w:beforeAutospacing="0" w:lineRule="auto"/>
+        <w:spacing w:after="80" w:before="0" w:beforeAutospacing="0" w:lineRule="auto" w:line="252"/>
         <w:ind w:left="720" w:hanging="360"/>
       </w:pPr>
       <w:r>
         <w:rPr>
+          <w:rFonts w:ascii="Arial" w:hAnsi="Arial" w:eastAsia="Arial" w:cs="Arial"/>
+          <w:color w:val="111111"/>
           <w:rtl w:val="0"/>
         </w:rPr>
         <w:t xml:space="preserve">Complete journal entries after each work session.</w:t>
@@ -469,11 +625,17 @@
     </w:p>
     <w:p>
       <w:pPr>
-        <w:spacing w:after="240" w:before="240" w:lineRule="auto"/>
-        <w:rPr/>
+        <w:keepNext w:val="0"/>
+        <w:widowControl/>
+        <w:spacing w:after="80" w:before="0" w:lineRule="auto" w:line="252"/>
+        <w:rPr>
+          <w:rFonts w:ascii="Arial" w:hAnsi="Arial" w:eastAsia="Arial" w:cs="Arial"/>
+        </w:rPr>
       </w:pPr>
       <w:r>
         <w:rPr>
+          <w:rFonts w:ascii="Arial" w:hAnsi="Arial" w:eastAsia="Arial" w:cs="Arial"/>
+          <w:color w:val="111111"/>
           <w:rtl w:val="0"/>
         </w:rPr>
         <w:t xml:space="preserve">Students prepare materials and begin data collection if approved.</w:t>
@@ -482,13 +644,14 @@
     <w:p>
       <w:pPr>
         <w:pStyle w:val="Heading3"/>
-        <w:keepNext w:val="0"/>
+        <w:keepNext/>
         <w:keepLines w:val="0"/>
-        <w:spacing w:before="280" w:lineRule="auto"/>
+        <w:widowControl/>
+        <w:spacing w:before="140" w:lineRule="auto" w:after="40" w:line="240"/>
         <w:rPr>
+          <w:rFonts w:ascii="Arial" w:hAnsi="Arial" w:eastAsia="Arial" w:cs="Arial"/>
           <w:b w:val="1"/>
           <w:bCs w:val="1"/>
-          <w:color w:val="000000"/>
           <w:sz w:val="26"/>
           <w:szCs w:val="26"/>
         </w:rPr>
@@ -497,9 +660,10 @@
       <w:bookmarkEnd w:id="54"/>
       <w:r>
         <w:rPr>
-          <w:b w:val="1"/>
+          <w:rFonts w:ascii="Arial" w:hAnsi="Arial" w:eastAsia="Arial" w:cs="Arial"/>
+          <w:b/>
           <w:bCs w:val="1"/>
-          <w:color w:val="000000"/>
+          <w:color w:val="111111"/>
           <w:sz w:val="26"/>
           <w:szCs w:val="26"/>
           <w:rtl w:val="0"/>
@@ -509,11 +673,17 @@
     </w:p>
     <w:p>
       <w:pPr>
-        <w:spacing w:after="240" w:before="240" w:lineRule="auto"/>
-        <w:rPr/>
+        <w:keepNext w:val="0"/>
+        <w:widowControl/>
+        <w:spacing w:after="80" w:before="0" w:lineRule="auto" w:line="252"/>
+        <w:rPr>
+          <w:rFonts w:ascii="Arial" w:hAnsi="Arial" w:eastAsia="Arial" w:cs="Arial"/>
+        </w:rPr>
       </w:pPr>
       <w:r>
         <w:rPr>
+          <w:rFonts w:ascii="Arial" w:hAnsi="Arial" w:eastAsia="Arial" w:cs="Arial"/>
+          <w:color w:val="111111"/>
           <w:rtl w:val="0"/>
         </w:rPr>
         <w:t xml:space="preserve">Students conduct trials, prototype tests, observations, simulations, or data analysis steps.</w:t>
@@ -521,11 +691,17 @@
     </w:p>
     <w:p>
       <w:pPr>
-        <w:spacing w:after="240" w:before="240" w:lineRule="auto"/>
-        <w:rPr/>
+        <w:keepNext w:val="0"/>
+        <w:widowControl/>
+        <w:spacing w:after="80" w:before="0" w:lineRule="auto" w:line="252"/>
+        <w:rPr>
+          <w:rFonts w:ascii="Arial" w:hAnsi="Arial" w:eastAsia="Arial" w:cs="Arial"/>
+        </w:rPr>
       </w:pPr>
       <w:r>
         <w:rPr>
+          <w:rFonts w:ascii="Arial" w:hAnsi="Arial" w:eastAsia="Arial" w:cs="Arial"/>
+          <w:color w:val="111111"/>
           <w:rtl w:val="0"/>
         </w:rPr>
         <w:t xml:space="preserve">Teacher circulates and holds short conferences.</w:t>
@@ -533,11 +709,17 @@
     </w:p>
     <w:p>
       <w:pPr>
-        <w:spacing w:after="240" w:before="240" w:lineRule="auto"/>
-        <w:rPr/>
+        <w:keepNext w:val="0"/>
+        <w:widowControl/>
+        <w:spacing w:after="80" w:before="0" w:lineRule="auto" w:line="252"/>
+        <w:rPr>
+          <w:rFonts w:ascii="Arial" w:hAnsi="Arial" w:eastAsia="Arial" w:cs="Arial"/>
+        </w:rPr>
       </w:pPr>
       <w:r>
         <w:rPr>
+          <w:rFonts w:ascii="Arial" w:hAnsi="Arial" w:eastAsia="Arial" w:cs="Arial"/>
+          <w:color w:val="111111"/>
           <w:rtl w:val="0"/>
         </w:rPr>
         <w:t xml:space="preserve">Helpful questions:</w:t>
@@ -545,15 +727,19 @@
     </w:p>
     <w:p>
       <w:pPr>
+        <w:keepNext w:val="0"/>
+        <w:widowControl/>
         <w:numPr>
           <w:ilvl w:val="0"/>
           <w:numId w:val="113"/>
         </w:numPr>
-        <w:spacing w:after="0" w:afterAutospacing="0" w:before="240" w:lineRule="auto"/>
+        <w:spacing w:after="80" w:afterAutospacing="0" w:before="0" w:lineRule="auto" w:line="252"/>
         <w:ind w:left="720" w:hanging="360"/>
       </w:pPr>
       <w:r>
         <w:rPr>
+          <w:rFonts w:ascii="Arial" w:hAnsi="Arial" w:eastAsia="Arial" w:cs="Arial"/>
+          <w:color w:val="111111"/>
           <w:rtl w:val="0"/>
         </w:rPr>
         <w:t xml:space="preserve">What trial or iteration are you on?</w:t>
@@ -561,15 +747,19 @@
     </w:p>
     <w:p>
       <w:pPr>
+        <w:keepNext w:val="0"/>
+        <w:widowControl/>
         <w:numPr>
           <w:ilvl w:val="0"/>
           <w:numId w:val="113"/>
         </w:numPr>
-        <w:spacing w:after="0" w:afterAutospacing="0" w:before="0" w:beforeAutospacing="0" w:lineRule="auto"/>
+        <w:spacing w:after="80" w:afterAutospacing="0" w:before="0" w:beforeAutospacing="0" w:lineRule="auto" w:line="252"/>
         <w:ind w:left="720" w:hanging="360"/>
       </w:pPr>
       <w:r>
         <w:rPr>
+          <w:rFonts w:ascii="Arial" w:hAnsi="Arial" w:eastAsia="Arial" w:cs="Arial"/>
+          <w:color w:val="111111"/>
           <w:rtl w:val="0"/>
         </w:rPr>
         <w:t xml:space="preserve">Where are you recording raw data?</w:t>
@@ -577,15 +767,19 @@
     </w:p>
     <w:p>
       <w:pPr>
+        <w:keepNext w:val="0"/>
+        <w:widowControl/>
         <w:numPr>
           <w:ilvl w:val="0"/>
           <w:numId w:val="113"/>
         </w:numPr>
-        <w:spacing w:after="0" w:afterAutospacing="0" w:before="0" w:beforeAutospacing="0" w:lineRule="auto"/>
+        <w:spacing w:after="80" w:afterAutospacing="0" w:before="0" w:beforeAutospacing="0" w:lineRule="auto" w:line="252"/>
         <w:ind w:left="720" w:hanging="360"/>
       </w:pPr>
       <w:r>
         <w:rPr>
+          <w:rFonts w:ascii="Arial" w:hAnsi="Arial" w:eastAsia="Arial" w:cs="Arial"/>
+          <w:color w:val="111111"/>
           <w:rtl w:val="0"/>
         </w:rPr>
         <w:t xml:space="preserve">What are you doing the same each time?</w:t>
@@ -593,15 +787,19 @@
     </w:p>
     <w:p>
       <w:pPr>
+        <w:keepNext w:val="0"/>
+        <w:widowControl/>
         <w:numPr>
           <w:ilvl w:val="0"/>
           <w:numId w:val="113"/>
         </w:numPr>
-        <w:spacing w:after="0" w:afterAutospacing="0" w:before="0" w:beforeAutospacing="0" w:lineRule="auto"/>
+        <w:spacing w:after="80" w:afterAutospacing="0" w:before="0" w:beforeAutospacing="0" w:lineRule="auto" w:line="252"/>
         <w:ind w:left="720" w:hanging="360"/>
       </w:pPr>
       <w:r>
         <w:rPr>
+          <w:rFonts w:ascii="Arial" w:hAnsi="Arial" w:eastAsia="Arial" w:cs="Arial"/>
+          <w:color w:val="111111"/>
           <w:rtl w:val="0"/>
         </w:rPr>
         <w:t xml:space="preserve">What has been inconsistent?</w:t>
@@ -609,15 +807,19 @@
     </w:p>
     <w:p>
       <w:pPr>
+        <w:keepNext w:val="0"/>
+        <w:widowControl/>
         <w:numPr>
           <w:ilvl w:val="0"/>
           <w:numId w:val="113"/>
         </w:numPr>
-        <w:spacing w:after="240" w:before="0" w:beforeAutospacing="0" w:lineRule="auto"/>
+        <w:spacing w:after="80" w:before="0" w:beforeAutospacing="0" w:lineRule="auto" w:line="252"/>
         <w:ind w:left="720" w:hanging="360"/>
       </w:pPr>
       <w:r>
         <w:rPr>
+          <w:rFonts w:ascii="Arial" w:hAnsi="Arial" w:eastAsia="Arial" w:cs="Arial"/>
+          <w:color w:val="111111"/>
           <w:rtl w:val="0"/>
         </w:rPr>
         <w:t xml:space="preserve">What result would make you pause and revise?</w:t>
@@ -626,13 +828,14 @@
     <w:p>
       <w:pPr>
         <w:pStyle w:val="Heading3"/>
-        <w:keepNext w:val="0"/>
+        <w:keepNext/>
         <w:keepLines w:val="0"/>
-        <w:spacing w:before="280" w:lineRule="auto"/>
+        <w:widowControl/>
+        <w:spacing w:before="140" w:lineRule="auto" w:after="40" w:line="240"/>
         <w:rPr>
+          <w:rFonts w:ascii="Arial" w:hAnsi="Arial" w:eastAsia="Arial" w:cs="Arial"/>
           <w:b w:val="1"/>
           <w:bCs w:val="1"/>
-          <w:color w:val="000000"/>
           <w:sz w:val="26"/>
           <w:szCs w:val="26"/>
         </w:rPr>
@@ -641,9 +844,10 @@
       <w:bookmarkEnd w:id="55"/>
       <w:r>
         <w:rPr>
-          <w:b w:val="1"/>
+          <w:rFonts w:ascii="Arial" w:hAnsi="Arial" w:eastAsia="Arial" w:cs="Arial"/>
+          <w:b/>
           <w:bCs w:val="1"/>
-          <w:color w:val="000000"/>
+          <w:color w:val="111111"/>
           <w:sz w:val="26"/>
           <w:szCs w:val="26"/>
           <w:rtl w:val="0"/>
@@ -653,11 +857,17 @@
     </w:p>
     <w:p>
       <w:pPr>
-        <w:spacing w:after="240" w:before="240" w:lineRule="auto"/>
-        <w:rPr/>
+        <w:keepNext w:val="0"/>
+        <w:widowControl/>
+        <w:spacing w:after="80" w:before="0" w:lineRule="auto" w:line="252"/>
+        <w:rPr>
+          <w:rFonts w:ascii="Arial" w:hAnsi="Arial" w:eastAsia="Arial" w:cs="Arial"/>
+        </w:rPr>
       </w:pPr>
       <w:r>
         <w:rPr>
+          <w:rFonts w:ascii="Arial" w:hAnsi="Arial" w:eastAsia="Arial" w:cs="Arial"/>
+          <w:color w:val="111111"/>
           <w:rtl w:val="0"/>
         </w:rPr>
         <w:t xml:space="preserve">Students complete Student Handout 9 and submit or show their raw data so far.</w:t>
@@ -665,11 +875,17 @@
     </w:p>
     <w:p>
       <w:pPr>
-        <w:spacing w:after="240" w:before="240" w:lineRule="auto"/>
-        <w:rPr/>
+        <w:keepNext w:val="0"/>
+        <w:widowControl/>
+        <w:spacing w:after="80" w:before="0" w:lineRule="auto" w:line="252"/>
+        <w:rPr>
+          <w:rFonts w:ascii="Arial" w:hAnsi="Arial" w:eastAsia="Arial" w:cs="Arial"/>
+        </w:rPr>
       </w:pPr>
       <w:r>
         <w:rPr>
+          <w:rFonts w:ascii="Arial" w:hAnsi="Arial" w:eastAsia="Arial" w:cs="Arial"/>
+          <w:color w:val="111111"/>
           <w:rtl w:val="0"/>
         </w:rPr>
         <w:t xml:space="preserve">They should identify:</w:t>
@@ -677,15 +893,19 @@
     </w:p>
     <w:p>
       <w:pPr>
+        <w:keepNext w:val="0"/>
+        <w:widowControl/>
         <w:numPr>
           <w:ilvl w:val="0"/>
           <w:numId w:val="71"/>
         </w:numPr>
-        <w:spacing w:after="0" w:afterAutospacing="0" w:before="240" w:lineRule="auto"/>
+        <w:spacing w:after="80" w:afterAutospacing="0" w:before="0" w:lineRule="auto" w:line="252"/>
         <w:ind w:left="720" w:hanging="360"/>
       </w:pPr>
       <w:r>
         <w:rPr>
+          <w:rFonts w:ascii="Arial" w:hAnsi="Arial" w:eastAsia="Arial" w:cs="Arial"/>
+          <w:color w:val="111111"/>
           <w:rtl w:val="0"/>
         </w:rPr>
         <w:t xml:space="preserve">Number of trials completed</w:t>
@@ -693,15 +913,19 @@
     </w:p>
     <w:p>
       <w:pPr>
+        <w:keepNext w:val="0"/>
+        <w:widowControl/>
         <w:numPr>
           <w:ilvl w:val="0"/>
           <w:numId w:val="71"/>
         </w:numPr>
-        <w:spacing w:after="0" w:afterAutospacing="0" w:before="0" w:beforeAutospacing="0" w:lineRule="auto"/>
+        <w:spacing w:after="80" w:afterAutospacing="0" w:before="0" w:beforeAutospacing="0" w:lineRule="auto" w:line="252"/>
         <w:ind w:left="720" w:hanging="360"/>
       </w:pPr>
       <w:r>
         <w:rPr>
+          <w:rFonts w:ascii="Arial" w:hAnsi="Arial" w:eastAsia="Arial" w:cs="Arial"/>
+          <w:color w:val="111111"/>
           <w:rtl w:val="0"/>
         </w:rPr>
         <w:t xml:space="preserve">Data collected so far</w:t>
@@ -709,15 +933,19 @@
     </w:p>
     <w:p>
       <w:pPr>
+        <w:keepNext w:val="0"/>
+        <w:widowControl/>
         <w:numPr>
           <w:ilvl w:val="0"/>
           <w:numId w:val="71"/>
         </w:numPr>
-        <w:spacing w:after="0" w:afterAutospacing="0" w:before="0" w:beforeAutospacing="0" w:lineRule="auto"/>
+        <w:spacing w:after="80" w:afterAutospacing="0" w:before="0" w:beforeAutospacing="0" w:lineRule="auto" w:line="252"/>
         <w:ind w:left="720" w:hanging="360"/>
       </w:pPr>
       <w:r>
         <w:rPr>
+          <w:rFonts w:ascii="Arial" w:hAnsi="Arial" w:eastAsia="Arial" w:cs="Arial"/>
+          <w:color w:val="111111"/>
           <w:rtl w:val="0"/>
         </w:rPr>
         <w:t xml:space="preserve">Any missing or inconsistent data</w:t>
@@ -725,15 +953,19 @@
     </w:p>
     <w:p>
       <w:pPr>
+        <w:keepNext w:val="0"/>
+        <w:widowControl/>
         <w:numPr>
           <w:ilvl w:val="0"/>
           <w:numId w:val="71"/>
         </w:numPr>
-        <w:spacing w:after="0" w:afterAutospacing="0" w:before="0" w:beforeAutospacing="0" w:lineRule="auto"/>
+        <w:spacing w:after="80" w:afterAutospacing="0" w:before="0" w:beforeAutospacing="0" w:lineRule="auto" w:line="252"/>
         <w:ind w:left="720" w:hanging="360"/>
       </w:pPr>
       <w:r>
         <w:rPr>
+          <w:rFonts w:ascii="Arial" w:hAnsi="Arial" w:eastAsia="Arial" w:cs="Arial"/>
+          <w:color w:val="111111"/>
           <w:rtl w:val="0"/>
         </w:rPr>
         <w:t xml:space="preserve">Any procedure issues</w:t>
@@ -741,15 +973,19 @@
     </w:p>
     <w:p>
       <w:pPr>
+        <w:keepNext w:val="0"/>
+        <w:widowControl/>
         <w:numPr>
           <w:ilvl w:val="0"/>
           <w:numId w:val="71"/>
         </w:numPr>
-        <w:spacing w:after="240" w:before="0" w:beforeAutospacing="0" w:lineRule="auto"/>
+        <w:spacing w:after="80" w:before="0" w:beforeAutospacing="0" w:lineRule="auto" w:line="252"/>
         <w:ind w:left="720" w:hanging="360"/>
       </w:pPr>
       <w:r>
         <w:rPr>
+          <w:rFonts w:ascii="Arial" w:hAnsi="Arial" w:eastAsia="Arial" w:cs="Arial"/>
+          <w:color w:val="111111"/>
           <w:rtl w:val="0"/>
         </w:rPr>
         <w:t xml:space="preserve">Whether the timeline remains realistic</w:t>
@@ -758,10 +994,12 @@
     <w:p>
       <w:pPr>
         <w:pStyle w:val="Heading2"/>
-        <w:keepNext w:val="0"/>
+        <w:keepNext/>
         <w:keepLines w:val="0"/>
-        <w:spacing w:after="80" w:lineRule="auto"/>
+        <w:widowControl/>
+        <w:spacing w:after="80" w:lineRule="auto" w:before="220" w:line="240"/>
         <w:rPr>
+          <w:rFonts w:ascii="Arial" w:hAnsi="Arial" w:eastAsia="Arial" w:cs="Arial"/>
           <w:b w:val="1"/>
           <w:bCs w:val="1"/>
           <w:sz w:val="34"/>
@@ -772,8 +1010,10 @@
       <w:bookmarkEnd w:id="56"/>
       <w:r>
         <w:rPr>
-          <w:b w:val="1"/>
+          <w:rFonts w:ascii="Arial" w:hAnsi="Arial" w:eastAsia="Arial" w:cs="Arial"/>
+          <w:b/>
           <w:bCs w:val="1"/>
+          <w:color w:val="E31B23"/>
           <w:sz w:val="34"/>
           <w:szCs w:val="34"/>
           <w:rtl w:val="0"/>
@@ -783,15 +1023,20 @@
     </w:p>
     <w:p>
       <w:pPr>
+        <w:keepNext w:val="0"/>
+        <w:widowControl/>
         <w:numPr>
           <w:ilvl w:val="0"/>
-          <w:numId w:val="8"/>
+          <w:numId w:val="123"/>
         </w:numPr>
-        <w:spacing w:after="0" w:afterAutospacing="0" w:before="240" w:lineRule="auto"/>
-        <w:ind w:left="720" w:hanging="360"/>
+        <w:pStyle w:val="ListBullet"/>
+        <w:spacing w:after="40" w:afterAutospacing="0" w:before="0" w:lineRule="auto" w:line="252"/>
+        <w:ind/>
       </w:pPr>
       <w:r>
         <w:rPr>
+          <w:rFonts w:ascii="Arial" w:hAnsi="Arial" w:eastAsia="Arial" w:cs="Arial"/>
+          <w:color w:val="111111"/>
           <w:rtl w:val="0"/>
         </w:rPr>
         <w:t xml:space="preserve">Formal data collection log</w:t>
@@ -799,15 +1044,20 @@
     </w:p>
     <w:p>
       <w:pPr>
+        <w:keepNext w:val="0"/>
+        <w:widowControl/>
         <w:numPr>
           <w:ilvl w:val="0"/>
-          <w:numId w:val="8"/>
+          <w:numId w:val="123"/>
         </w:numPr>
-        <w:spacing w:after="0" w:afterAutospacing="0" w:before="0" w:beforeAutospacing="0" w:lineRule="auto"/>
-        <w:ind w:left="720" w:hanging="360"/>
+        <w:pStyle w:val="ListBullet"/>
+        <w:spacing w:after="40" w:afterAutospacing="0" w:before="0" w:beforeAutospacing="0" w:lineRule="auto" w:line="252"/>
+        <w:ind/>
       </w:pPr>
       <w:r>
         <w:rPr>
+          <w:rFonts w:ascii="Arial" w:hAnsi="Arial" w:eastAsia="Arial" w:cs="Arial"/>
+          <w:color w:val="111111"/>
           <w:rtl w:val="0"/>
         </w:rPr>
         <w:t xml:space="preserve">Research journal entries</w:t>
@@ -815,15 +1065,20 @@
     </w:p>
     <w:p>
       <w:pPr>
+        <w:keepNext w:val="0"/>
+        <w:widowControl/>
         <w:numPr>
           <w:ilvl w:val="0"/>
-          <w:numId w:val="8"/>
+          <w:numId w:val="123"/>
         </w:numPr>
-        <w:spacing w:after="0" w:afterAutospacing="0" w:before="0" w:beforeAutospacing="0" w:lineRule="auto"/>
-        <w:ind w:left="720" w:hanging="360"/>
+        <w:pStyle w:val="ListBullet"/>
+        <w:spacing w:after="40" w:afterAutospacing="0" w:before="0" w:beforeAutospacing="0" w:lineRule="auto" w:line="252"/>
+        <w:ind/>
       </w:pPr>
       <w:r>
         <w:rPr>
+          <w:rFonts w:ascii="Arial" w:hAnsi="Arial" w:eastAsia="Arial" w:cs="Arial"/>
+          <w:color w:val="111111"/>
           <w:rtl w:val="0"/>
         </w:rPr>
         <w:t xml:space="preserve">Weekly progress check-in</w:t>
@@ -831,15 +1086,20 @@
     </w:p>
     <w:p>
       <w:pPr>
+        <w:keepNext w:val="0"/>
+        <w:widowControl/>
         <w:numPr>
           <w:ilvl w:val="0"/>
-          <w:numId w:val="8"/>
+          <w:numId w:val="123"/>
         </w:numPr>
-        <w:spacing w:after="240" w:before="0" w:beforeAutospacing="0" w:lineRule="auto"/>
-        <w:ind w:left="720" w:hanging="360"/>
+        <w:pStyle w:val="ListBullet"/>
+        <w:spacing w:after="40" w:before="0" w:beforeAutospacing="0" w:lineRule="auto" w:line="252"/>
+        <w:ind/>
       </w:pPr>
       <w:r>
         <w:rPr>
+          <w:rFonts w:ascii="Arial" w:hAnsi="Arial" w:eastAsia="Arial" w:cs="Arial"/>
+          <w:color w:val="111111"/>
           <w:rtl w:val="0"/>
         </w:rPr>
         <w:t xml:space="preserve">First raw data checkpoint</w:t>
@@ -848,10 +1108,12 @@
     <w:p>
       <w:pPr>
         <w:pStyle w:val="Heading2"/>
-        <w:keepNext w:val="0"/>
+        <w:keepNext/>
         <w:keepLines w:val="0"/>
-        <w:spacing w:after="80" w:lineRule="auto"/>
+        <w:widowControl/>
+        <w:spacing w:after="80" w:lineRule="auto" w:before="220" w:line="240"/>
         <w:rPr>
+          <w:rFonts w:ascii="Arial" w:hAnsi="Arial" w:eastAsia="Arial" w:cs="Arial"/>
           <w:b w:val="1"/>
           <w:bCs w:val="1"/>
           <w:sz w:val="34"/>
@@ -862,8 +1124,10 @@
       <w:bookmarkEnd w:id="57"/>
       <w:r>
         <w:rPr>
-          <w:b w:val="1"/>
+          <w:rFonts w:ascii="Arial" w:hAnsi="Arial" w:eastAsia="Arial" w:cs="Arial"/>
+          <w:b/>
           <w:bCs w:val="1"/>
+          <w:color w:val="E31B23"/>
           <w:sz w:val="34"/>
           <w:szCs w:val="34"/>
           <w:rtl w:val="0"/>
@@ -873,38 +1137,72 @@
     </w:p>
     <w:p>
       <w:pPr>
-        <w:spacing w:after="240" w:before="240" w:lineRule="auto"/>
-        <w:rPr/>
+        <w:keepNext w:val="0"/>
+        <w:widowControl/>
+        <w:spacing w:after="80" w:before="0" w:lineRule="auto" w:line="252"/>
+        <w:rPr>
+          <w:rFonts w:ascii="Arial" w:hAnsi="Arial" w:eastAsia="Arial" w:cs="Arial"/>
+        </w:rPr>
       </w:pPr>
       <w:r>
         <w:rPr>
+          <w:rFonts w:ascii="Arial" w:hAnsi="Arial" w:eastAsia="Arial" w:cs="Arial"/>
+          <w:color w:val="111111"/>
           <w:rtl w:val="0"/>
         </w:rPr>
         <w:t xml:space="preserve">This week often separates students who are genuinely collecting usable evidence from students who are “working” but not documenting. The weekly data checkpoint prevents students from reaching Unit 4 without usable data.</w:t>
       </w:r>
     </w:p>
-    <w:p>
-      <w:pPr>
-        <w:rPr/>
-      </w:pPr>
-      <w:r>
-        <w:pict>
-          <v:rect style="width:0.0pt;height:1.5pt" o:hr="t" o:hrstd="t" o:hralign="center" fillcolor="#A0A0A0" stroked="f"/>
-        </w:pict>
-      </w:r>
-      <w:r>
-        <w:rPr>
-          <w:rtl w:val="0"/>
-        </w:rPr>
-      </w:r>
-    </w:p>
     <w:sectPr>
-      <w:pgSz w:h="15840" w:w="12240" w:orient="portrait"/>
-      <w:pgMar w:bottom="1440" w:top="1440" w:left="1440" w:right="1440" w:header="720" w:footer="720"/>
+      <w:headerReference w:type="default" r:id="rId6"/>
+      <w:footerReference w:type="default" r:id="rId7"/>
+      <w:pgSz w:h="15840" w:w="12240"/>
+      <w:pgMar w:bottom="864" w:top="936" w:left="1080" w:right="1080" w:header="360" w:footer="432"/>
       <w:pgNumType w:start="1"/>
     </w:sectPr>
   </w:body>
 </w:document>
+</file>
+
+<file path=word/footer1.xml><?xml version="1.0" encoding="utf-8"?>
+<w:ftr xmlns:m="http://schemas.openxmlformats.org/officeDocument/2006/math" xmlns:mc="http://schemas.openxmlformats.org/markup-compatibility/2006" xmlns:mo="http://schemas.microsoft.com/office/mac/office/2008/main" xmlns:mv="urn:schemas-microsoft-com:mac:vml" xmlns:o="urn:schemas-microsoft-com:office:office" xmlns:r="http://schemas.openxmlformats.org/officeDocument/2006/relationships" xmlns:v="urn:schemas-microsoft-com:vml" xmlns:w10="urn:schemas-microsoft-com:office:word" xmlns:w14="http://schemas.microsoft.com/office/word/2010/wordml" xmlns:w="http://schemas.openxmlformats.org/wordprocessingml/2006/main" xmlns:wne="http://schemas.microsoft.com/office/word/2006/wordml" xmlns:wp14="http://schemas.microsoft.com/office/word/2010/wordprocessingDrawing" xmlns:wp="http://schemas.openxmlformats.org/drawingml/2006/wordprocessingDrawing" xmlns:wpc="http://schemas.microsoft.com/office/word/2010/wordprocessingCanvas" xmlns:wpg="http://schemas.microsoft.com/office/word/2010/wordprocessingGroup" xmlns:wpi="http://schemas.microsoft.com/office/word/2010/wordprocessingInk" xmlns:wps="http://schemas.microsoft.com/office/word/2010/wordprocessingShape" mc:Ignorable="w14 wp14">
+  <w:p>
+    <w:pPr>
+      <w:pStyle w:val="footer"/>
+      <w:jc w:val="center"/>
+    </w:pPr>
+    <w:r>
+      <w:rPr>
+        <w:rFonts w:ascii="Arial" w:hAnsi="Arial"/>
+        <w:color w:val="555555"/>
+        <w:sz w:val="17"/>
+      </w:rPr>
+      <w:t xml:space="preserve">STARLAB | UNIT 3 | WEEK 8 | PAGE </w:t>
+    </w:r>
+    <w:r>
+      <w:rPr>
+        <w:rFonts w:ascii="Arial" w:hAnsi="Arial"/>
+        <w:color w:val="555555"/>
+        <w:sz w:val="17"/>
+      </w:rPr>
+      <w:fldChar w:fldCharType="begin"/>
+      <w:instrText xml:space="preserve"> PAGE </w:instrText>
+      <w:fldChar w:fldCharType="separate"/>
+      <w:t>1</w:t>
+      <w:fldChar w:fldCharType="end"/>
+    </w:r>
+  </w:p>
+</w:ftr>
+</file>
+
+<file path=word/header1.xml><?xml version="1.0" encoding="utf-8"?>
+<w:hdr xmlns:m="http://schemas.openxmlformats.org/officeDocument/2006/math" xmlns:mc="http://schemas.openxmlformats.org/markup-compatibility/2006" xmlns:mo="http://schemas.microsoft.com/office/mac/office/2008/main" xmlns:mv="urn:schemas-microsoft-com:mac:vml" xmlns:o="urn:schemas-microsoft-com:office:office" xmlns:r="http://schemas.openxmlformats.org/officeDocument/2006/relationships" xmlns:v="urn:schemas-microsoft-com:vml" xmlns:w10="urn:schemas-microsoft-com:office:word" xmlns:w14="http://schemas.microsoft.com/office/word/2010/wordml" xmlns:w="http://schemas.openxmlformats.org/wordprocessingml/2006/main" xmlns:wne="http://schemas.microsoft.com/office/word/2006/wordml" xmlns:wp14="http://schemas.microsoft.com/office/word/2010/wordprocessingDrawing" xmlns:wp="http://schemas.openxmlformats.org/drawingml/2006/wordprocessingDrawing" xmlns:wpc="http://schemas.microsoft.com/office/word/2010/wordprocessingCanvas" xmlns:wpg="http://schemas.microsoft.com/office/word/2010/wordprocessingGroup" xmlns:wpi="http://schemas.microsoft.com/office/word/2010/wordprocessingInk" xmlns:wps="http://schemas.microsoft.com/office/word/2010/wordprocessingShape" mc:Ignorable="w14 wp14">
+  <w:p>
+    <w:pPr>
+      <w:pStyle w:val="Header"/>
+    </w:pPr>
+  </w:p>
+</w:hdr>
 </file>
 
 <file path=word/numbering.xml><?xml version="1.0" encoding="utf-8"?>
@@ -14695,6 +14993,28 @@
   <w:num w:numId="122">
     <w:abstractNumId w:val="122"/>
   </w:num>
+  <w:abstractNum w:abstractNumId="123">
+    <w:multiLevelType w:val="singleLevel"/>
+    <w:lvl w:ilvl="0">
+      <w:start w:val="1"/>
+      <w:numFmt w:val="bullet"/>
+      <w:lvlText w:val="•"/>
+      <w:lvlJc w:val="left"/>
+      <w:pPr>
+        <w:tabs>
+          <w:tab w:val="num" w:pos="360"/>
+        </w:tabs>
+        <w:ind w:left="540" w:hanging="180"/>
+      </w:pPr>
+      <w:rPr>
+        <w:rFonts w:ascii="Arial" w:hAnsi="Arial" w:eastAsia="Arial" w:cs="Arial"/>
+        <w:sz w:val="21"/>
+      </w:rPr>
+    </w:lvl>
+  </w:abstractNum>
+  <w:num w:numId="123">
+    <w:abstractNumId w:val="123"/>
+  </w:num>
 </w:numbering>
 </file>
 
@@ -14728,19 +15048,34 @@
   </w:style>
   <w:style w:type="paragraph" w:styleId="Normal" w:default="1">
     <w:name w:val="normal"/>
+    <w:pPr>
+      <w:widowControl/>
+      <w:spacing w:before="0" w:after="80" w:line="252" w:lineRule="auto"/>
+    </w:pPr>
+    <w:rPr>
+      <w:rFonts w:ascii="Arial" w:hAnsi="Arial" w:eastAsia="Arial" w:cs="Arial"/>
+      <w:b w:val="0"/>
+      <w:i w:val="0"/>
+      <w:color w:val="111111"/>
+      <w:sz w:val="20"/>
+    </w:rPr>
   </w:style>
   <w:style w:type="paragraph" w:styleId="Heading1">
     <w:name w:val="heading 1"/>
     <w:basedOn w:val="Normal"/>
     <w:next w:val="Normal"/>
     <w:pPr>
-      <w:keepNext w:val="1"/>
+      <w:keepNext/>
       <w:keepLines w:val="1"/>
       <w:pageBreakBefore w:val="0"/>
-      <w:spacing w:after="120" w:before="400" w:lineRule="auto"/>
+      <w:spacing w:after="120" w:before="280" w:lineRule="auto"/>
     </w:pPr>
     <w:rPr>
-      <w:sz w:val="40"/>
+      <w:rFonts w:ascii="Arial" w:hAnsi="Arial" w:eastAsia="Arial" w:cs="Arial"/>
+      <w:b/>
+      <w:i w:val="0"/>
+      <w:color w:val="E31B23"/>
+      <w:sz w:val="32"/>
       <w:szCs w:val="40"/>
     </w:rPr>
   </w:style>
@@ -14749,15 +15084,18 @@
     <w:basedOn w:val="Normal"/>
     <w:next w:val="Normal"/>
     <w:pPr>
-      <w:keepNext w:val="1"/>
+      <w:keepNext/>
       <w:keepLines w:val="1"/>
       <w:pageBreakBefore w:val="0"/>
-      <w:spacing w:after="120" w:before="360" w:lineRule="auto"/>
+      <w:spacing w:after="80" w:before="220" w:lineRule="auto"/>
     </w:pPr>
     <w:rPr>
-      <w:b w:val="0"/>
+      <w:rFonts w:ascii="Arial" w:hAnsi="Arial" w:eastAsia="Arial" w:cs="Arial"/>
+      <w:b/>
       <w:bCs w:val="0"/>
-      <w:sz w:val="32"/>
+      <w:i w:val="0"/>
+      <w:color w:val="E31B23"/>
+      <w:sz w:val="27"/>
       <w:szCs w:val="32"/>
     </w:rPr>
   </w:style>
@@ -14766,16 +15104,18 @@
     <w:basedOn w:val="Normal"/>
     <w:next w:val="Normal"/>
     <w:pPr>
-      <w:keepNext w:val="1"/>
+      <w:keepNext/>
       <w:keepLines w:val="1"/>
       <w:pageBreakBefore w:val="0"/>
-      <w:spacing w:after="80" w:before="320" w:lineRule="auto"/>
+      <w:spacing w:after="40" w:before="140" w:lineRule="auto"/>
     </w:pPr>
     <w:rPr>
-      <w:b w:val="0"/>
+      <w:rFonts w:ascii="Arial" w:hAnsi="Arial" w:eastAsia="Arial" w:cs="Arial"/>
+      <w:b/>
       <w:bCs w:val="0"/>
-      <w:color w:val="434343"/>
-      <w:sz w:val="28"/>
+      <w:i w:val="0"/>
+      <w:color w:val="111111"/>
+      <w:sz w:val="23"/>
       <w:szCs w:val="28"/>
     </w:rPr>
   </w:style>
@@ -14790,7 +15130,7 @@
       <w:spacing w:after="80" w:before="280" w:lineRule="auto"/>
     </w:pPr>
     <w:rPr>
-      <w:color w:val="666666"/>
+      <w:color w:val="555555"/>
       <w:sz w:val="24"/>
       <w:szCs w:val="24"/>
     </w:rPr>
@@ -14806,7 +15146,7 @@
       <w:spacing w:after="80" w:before="240" w:lineRule="auto"/>
     </w:pPr>
     <w:rPr>
-      <w:color w:val="666666"/>
+      <w:color w:val="555555"/>
       <w:sz w:val="22"/>
       <w:szCs w:val="22"/>
     </w:rPr>
@@ -14824,7 +15164,7 @@
     <w:rPr>
       <w:i w:val="1"/>
       <w:iCs w:val="1"/>
-      <w:color w:val="666666"/>
+      <w:color w:val="555555"/>
       <w:sz w:val="22"/>
       <w:szCs w:val="22"/>
     </w:rPr>
@@ -14837,10 +15177,14 @@
       <w:keepNext w:val="1"/>
       <w:keepLines w:val="1"/>
       <w:pageBreakBefore w:val="0"/>
-      <w:spacing w:after="60" w:before="0" w:lineRule="auto"/>
+      <w:spacing w:after="80" w:before="0" w:lineRule="auto"/>
     </w:pPr>
     <w:rPr>
-      <w:sz w:val="52"/>
+      <w:rFonts w:ascii="Arial" w:hAnsi="Arial" w:eastAsia="Arial" w:cs="Arial"/>
+      <w:b/>
+      <w:i w:val="0"/>
+      <w:color w:val="111111"/>
+      <w:sz w:val="48"/>
       <w:szCs w:val="52"/>
     </w:rPr>
   </w:style>
@@ -14852,14 +15196,15 @@
       <w:keepNext w:val="1"/>
       <w:keepLines w:val="1"/>
       <w:pageBreakBefore w:val="0"/>
-      <w:spacing w:after="320" w:before="0" w:lineRule="auto"/>
+      <w:spacing w:after="240" w:before="0" w:lineRule="auto"/>
     </w:pPr>
     <w:rPr>
       <w:rFonts w:ascii="Arial" w:cs="Arial" w:eastAsia="Arial" w:hAnsi="Arial"/>
+      <w:b/>
       <w:i w:val="0"/>
       <w:iCs w:val="0"/>
-      <w:color w:val="666666"/>
-      <w:sz w:val="30"/>
+      <w:color w:val="555555"/>
+      <w:sz w:val="21"/>
       <w:szCs w:val="30"/>
     </w:rPr>
   </w:style>
@@ -14927,6 +15272,132 @@
       <w:tblCellMar/>
     </w:tblPr>
   </w:style>
+  <w:style w:type="paragraph" w:customStyle="1" w:styleId="STARLABBrand">
+    <w:name w:val="STARLAB Brand"/>
+    <w:basedOn w:val="Normal"/>
+    <w:pPr>
+      <w:keepNext/>
+      <w:spacing w:before="0" w:after="40"/>
+    </w:pPr>
+    <w:rPr>
+      <w:rFonts w:ascii="Arial" w:hAnsi="Arial" w:eastAsia="Arial" w:cs="Arial"/>
+      <w:b/>
+      <w:i w:val="0"/>
+      <w:color w:val="E31B23"/>
+      <w:sz w:val="21"/>
+    </w:rPr>
+  </w:style>
+  <w:style w:type="paragraph" w:customStyle="1" w:styleId="STARLABWeekTitle">
+    <w:name w:val="STARLAB Week Title"/>
+    <w:basedOn w:val="Normal"/>
+    <w:pPr>
+      <w:keepNext/>
+      <w:spacing w:before="0" w:after="80" w:line="240" w:lineRule="auto"/>
+    </w:pPr>
+    <w:rPr>
+      <w:rFonts w:ascii="Arial" w:hAnsi="Arial" w:eastAsia="Arial" w:cs="Arial"/>
+      <w:b/>
+      <w:i w:val="0"/>
+      <w:color w:val="111111"/>
+      <w:sz w:val="48"/>
+    </w:rPr>
+  </w:style>
+  <w:style w:type="paragraph" w:customStyle="1" w:styleId="STARLABGuideSubtitle">
+    <w:name w:val="STARLAB Guide Subtitle"/>
+    <w:basedOn w:val="Normal"/>
+    <w:pPr>
+      <w:keepNext/>
+      <w:spacing w:before="0" w:after="260"/>
+    </w:pPr>
+    <w:rPr>
+      <w:rFonts w:ascii="Arial" w:hAnsi="Arial" w:eastAsia="Arial" w:cs="Arial"/>
+      <w:b/>
+      <w:i w:val="0"/>
+      <w:color w:val="555555"/>
+      <w:sz w:val="21"/>
+    </w:rPr>
+  </w:style>
+  <w:style w:type="paragraph" w:customStyle="1" w:styleId="STARLABLabel">
+    <w:name w:val="STARLAB Label"/>
+    <w:basedOn w:val="Normal"/>
+    <w:pPr>
+      <w:keepNext/>
+      <w:spacing w:before="80" w:after="20"/>
+    </w:pPr>
+    <w:rPr>
+      <w:rFonts w:ascii="Arial" w:hAnsi="Arial" w:eastAsia="Arial" w:cs="Arial"/>
+      <w:b/>
+      <w:i w:val="0"/>
+      <w:color w:val="111111"/>
+      <w:sz w:val="20"/>
+    </w:rPr>
+  </w:style>
+  <w:style w:type="paragraph" w:customStyle="1" w:styleId="STARLABDeckUse">
+    <w:name w:val="STARLAB Deck Use"/>
+    <w:basedOn w:val="Normal"/>
+    <w:pPr>
+      <w:keepLines/>
+      <w:spacing w:before="40" w:after="140"/>
+      <w:ind w:left="187" w:right="115"/>
+    </w:pPr>
+    <w:rPr>
+      <w:rFonts w:ascii="Arial" w:hAnsi="Arial" w:eastAsia="Arial" w:cs="Arial"/>
+      <w:b w:val="0"/>
+      <w:i w:val="0"/>
+      <w:color w:val="111111"/>
+      <w:sz w:val="20"/>
+    </w:rPr>
+  </w:style>
+  <w:style w:type="paragraph" w:customStyle="1" w:styleId="ListBullet">
+    <w:name w:val="List Bullet"/>
+    <w:pPr>
+      <w:spacing w:before="0" w:after="40" w:line="252" w:lineRule="auto"/>
+    </w:pPr>
+    <w:rPr>
+      <w:rFonts w:ascii="Arial" w:hAnsi="Arial" w:eastAsia="Arial" w:cs="Arial"/>
+      <w:b w:val="0"/>
+      <w:i w:val="0"/>
+      <w:color w:val="111111"/>
+      <w:sz w:val="20"/>
+    </w:rPr>
+  </w:style>
+  <w:style w:type="paragraph" w:customStyle="1" w:styleId="ListNumber">
+    <w:name w:val="List Number"/>
+    <w:pPr>
+      <w:spacing w:before="0" w:after="40" w:line="252" w:lineRule="auto"/>
+    </w:pPr>
+    <w:rPr>
+      <w:rFonts w:ascii="Arial" w:hAnsi="Arial" w:eastAsia="Arial" w:cs="Arial"/>
+      <w:b w:val="0"/>
+      <w:i w:val="0"/>
+      <w:color w:val="111111"/>
+      <w:sz w:val="20"/>
+    </w:rPr>
+  </w:style>
+  <w:style w:type="paragraph" w:customStyle="1" w:styleId="footer">
+    <w:name w:val="footer"/>
+    <w:pPr>
+      <w:spacing w:before="0" w:after="0"/>
+    </w:pPr>
+    <w:rPr>
+      <w:rFonts w:ascii="Arial" w:hAnsi="Arial" w:eastAsia="Arial" w:cs="Arial"/>
+      <w:b w:val="0"/>
+      <w:i w:val="0"/>
+      <w:color w:val="555555"/>
+      <w:sz w:val="17"/>
+    </w:rPr>
+  </w:style>
+  <w:style w:type="character" w:customStyle="1" w:styleId="Hyperlink">
+    <w:name w:val="Hyperlink"/>
+    <w:rPr>
+      <w:rFonts w:ascii="Arial" w:hAnsi="Arial" w:eastAsia="Arial" w:cs="Arial"/>
+      <w:b w:val="0"/>
+      <w:i w:val="0"/>
+      <w:color w:val="E31B23"/>
+      <w:sz w:val="20"/>
+      <w:u w:val="single"/>
+    </w:rPr>
+  </w:style>
 </w:styles>
 </file>
 
@@ -14941,34 +15412,34 @@
         <a:sysClr val="window" lastClr="FFFFFF"/>
       </a:lt1>
       <a:dk2>
-        <a:srgbClr val="1F497D"/>
+        <a:srgbClr val="555555"/>
       </a:dk2>
       <a:lt2>
-        <a:srgbClr val="EEECE1"/>
+        <a:srgbClr val="E6E6E6"/>
       </a:lt2>
       <a:accent1>
-        <a:srgbClr val="4F81BD"/>
+        <a:srgbClr val="999999"/>
       </a:accent1>
       <a:accent2>
-        <a:srgbClr val="C0504D"/>
+        <a:srgbClr val="E31B23"/>
       </a:accent2>
       <a:accent3>
-        <a:srgbClr val="9BBB59"/>
+        <a:srgbClr val="999999"/>
       </a:accent3>
       <a:accent4>
-        <a:srgbClr val="8064A2"/>
+        <a:srgbClr val="999999"/>
       </a:accent4>
       <a:accent5>
-        <a:srgbClr val="4BACC6"/>
+        <a:srgbClr val="999999"/>
       </a:accent5>
       <a:accent6>
-        <a:srgbClr val="F79646"/>
+        <a:srgbClr val="999999"/>
       </a:accent6>
       <a:hlink>
-        <a:srgbClr val="0000FF"/>
+        <a:srgbClr val="555555"/>
       </a:hlink>
       <a:folHlink>
-        <a:srgbClr val="800080"/>
+        <a:srgbClr val="555555"/>
       </a:folHlink>
     </a:clrScheme>
     <a:fontScheme name="Office">
